--- a/docs/FingerWave_Research_Report_Pavan_Kumar_Krovvidi.docx
+++ b/docs/FingerWave_Research_Report_Pavan_Kumar_Krovvidi.docx
@@ -248,7 +248,7 @@
           <w:sz w:val="18"/>
           <w:szCs w:val="18"/>
         </w:rPr>
-        <w:t xml:space="preserve">	</w:t>
+        <w:t xml:space="preserve">	DOI 10.5281/zenodo.23766123</w:t>
       </w:r>
     </w:p>
     <w:p>
@@ -10065,7 +10065,7 @@
           <w:sz w:val="16"/>
           <w:szCs w:val="16"/>
         </w:rPr>
-        <w:t xml:space="preserve"/>
+        <w:t xml:space="preserve">Zenodo. https://doi.org/10.5281/zenodo.23766123</w:t>
       </w:r>
     </w:p>
     <w:p>
@@ -10080,7 +10080,7 @@
           <w:sz w:val="16"/>
           <w:szCs w:val="16"/>
         </w:rPr>
-        <w:t xml:space="preserve">@misc{krovvidi2026fingerwave,</w:t>
+        <w:t xml:space="preserve"/>
       </w:r>
     </w:p>
     <w:p>
@@ -10095,7 +10095,7 @@
           <w:sz w:val="16"/>
           <w:szCs w:val="16"/>
         </w:rPr>
-        <w:t xml:space="preserve">  author = {Krovvidi, Pavan Kumar},</w:t>
+        <w:t xml:space="preserve">@misc{krovvidi2026fingerwave,</w:t>
       </w:r>
     </w:p>
     <w:p>
@@ -10110,7 +10110,7 @@
           <w:sz w:val="16"/>
           <w:szCs w:val="16"/>
         </w:rPr>
-        <w:t xml:space="preserve">  orcid  = {0009-0001-3286-7173},</w:t>
+        <w:t xml:space="preserve">  author = {Krovvidi, Pavan Kumar},</w:t>
       </w:r>
     </w:p>
     <w:p>
@@ -10125,7 +10125,7 @@
           <w:sz w:val="16"/>
           <w:szCs w:val="16"/>
         </w:rPr>
-        <w:t xml:space="preserve">  title  = {Pavan Krovvidi FingerWave Neural Network: A Biologically</w:t>
+        <w:t xml:space="preserve">  orcid  = {0009-0001-3286-7173},</w:t>
       </w:r>
     </w:p>
     <w:p>
@@ -10140,7 +10140,7 @@
           <w:sz w:val="16"/>
           <w:szCs w:val="16"/>
         </w:rPr>
-        <w:t xml:space="preserve">            Inspired, Boundary-Seeded Neural PDE},</w:t>
+        <w:t xml:space="preserve">  title  = {Pavan Krovvidi FingerWave Neural Network: A Biologically</w:t>
       </w:r>
     </w:p>
     <w:p>
@@ -10155,7 +10155,7 @@
           <w:sz w:val="16"/>
           <w:szCs w:val="16"/>
         </w:rPr>
-        <w:t xml:space="preserve">  year   = {2026},</w:t>
+        <w:t xml:space="preserve">            Inspired, Boundary-Seeded Neural PDE},</w:t>
       </w:r>
     </w:p>
     <w:p>
@@ -10170,7 +10170,7 @@
           <w:sz w:val="16"/>
           <w:szCs w:val="16"/>
         </w:rPr>
-        <w:t xml:space="preserve">  note   = {Research Report v1.0}</w:t>
+        <w:t xml:space="preserve">  year   = {2026},</w:t>
       </w:r>
     </w:p>
     <w:p>
@@ -10185,6 +10185,36 @@
           <w:sz w:val="16"/>
           <w:szCs w:val="16"/>
         </w:rPr>
+        <w:t xml:space="preserve">  note   = {Research Report v1.0},</w:t>
+      </w:r>
+    </w:p>
+    <w:p>
+      <w:pPr>
+        <w:shd w:fill="F4F6F8" w:color="auto" w:val="clear"/>
+        <w:spacing w:after="0" w:line="252"/>
+      </w:pPr>
+      <w:r>
+        <w:rPr>
+          <w:rFonts w:ascii="Consolas" w:cs="Consolas" w:eastAsia="Consolas" w:hAnsi="Consolas"/>
+          <w:color w:val="1B2430"/>
+          <w:sz w:val="16"/>
+          <w:szCs w:val="16"/>
+        </w:rPr>
+        <w:t xml:space="preserve">  doi    = {10.5281/zenodo.23766123}</w:t>
+      </w:r>
+    </w:p>
+    <w:p>
+      <w:pPr>
+        <w:shd w:fill="F4F6F8" w:color="auto" w:val="clear"/>
+        <w:spacing w:after="0" w:line="252"/>
+      </w:pPr>
+      <w:r>
+        <w:rPr>
+          <w:rFonts w:ascii="Consolas" w:cs="Consolas" w:eastAsia="Consolas" w:hAnsi="Consolas"/>
+          <w:color w:val="1B2430"/>
+          <w:sz w:val="16"/>
+          <w:szCs w:val="16"/>
+        </w:rPr>
         <w:t xml:space="preserve">}</w:t>
       </w:r>
     </w:p>
@@ -10216,6 +10246,15 @@
       </w:pPr>
       <w:r>
         <w:t xml:space="preserve">Contact</w:t>
+      </w:r>
+    </w:p>
+    <w:p>
+      <w:pPr>
+        <w:spacing w:after="40" w:line="288"/>
+        <w:jc w:val="left"/>
+      </w:pPr>
+      <w:r>
+        <w:t xml:space="preserve">DOI: doi.org/10.5281/zenodo.23766123</w:t>
       </w:r>
     </w:p>
     <w:p>
